--- a/資料/0028林采臻/林采臻.docx
+++ b/資料/0028林采臻/林采臻.docx
@@ -353,6 +353,7 @@
                 <w:szCs w:val="24"/>
               </w:rPr>
             </w:pPr>
+            <w:proofErr w:type="gramStart"/>
             <w:r>
               <w:rPr>
                 <w:rFonts w:ascii="新細明體" w:eastAsia="新細明體" w:hAnsi="新細明體" w:cs="新細明體"/>
@@ -361,7 +362,18 @@
                 <w:kern w:val="0"/>
                 <w:szCs w:val="24"/>
               </w:rPr>
-              <w:t>聽潮宮・月汐使</w:t>
+              <w:t>聽潮宮</w:t>
+            </w:r>
+            <w:proofErr w:type="gramEnd"/>
+            <w:r>
+              <w:rPr>
+                <w:rFonts w:ascii="新細明體" w:eastAsia="新細明體" w:hAnsi="新細明體" w:cs="新細明體"/>
+                <w:b/>
+                <w:bCs/>
+                <w:kern w:val="0"/>
+                <w:szCs w:val="24"/>
+              </w:rPr>
+              <w:t>・月汐使</w:t>
             </w:r>
           </w:p>
         </w:tc>
@@ -469,6 +481,7 @@
                 <w:szCs w:val="24"/>
               </w:rPr>
             </w:pPr>
+            <w:proofErr w:type="gramStart"/>
             <w:r>
               <w:rPr>
                 <w:rFonts w:ascii="新細明體" w:eastAsia="新細明體" w:hAnsi="新細明體" w:cs="新細明體"/>
@@ -477,7 +490,40 @@
                 <w:kern w:val="0"/>
                 <w:szCs w:val="24"/>
               </w:rPr>
-              <w:t>台味十足、天然呆、腦袋常常轉不過來、想到什麼就講什麼</w:t>
+              <w:t>台味十足</w:t>
+            </w:r>
+            <w:proofErr w:type="gramEnd"/>
+            <w:r>
+              <w:rPr>
+                <w:rFonts w:ascii="新細明體" w:eastAsia="新細明體" w:hAnsi="新細明體" w:cs="新細明體"/>
+                <w:b/>
+                <w:bCs/>
+                <w:kern w:val="0"/>
+                <w:szCs w:val="24"/>
+              </w:rPr>
+              <w:t>、</w:t>
+            </w:r>
+            <w:proofErr w:type="gramStart"/>
+            <w:r>
+              <w:rPr>
+                <w:rFonts w:ascii="新細明體" w:eastAsia="新細明體" w:hAnsi="新細明體" w:cs="新細明體"/>
+                <w:b/>
+                <w:bCs/>
+                <w:kern w:val="0"/>
+                <w:szCs w:val="24"/>
+              </w:rPr>
+              <w:t>天然呆</w:t>
+            </w:r>
+            <w:proofErr w:type="gramEnd"/>
+            <w:r>
+              <w:rPr>
+                <w:rFonts w:ascii="新細明體" w:eastAsia="新細明體" w:hAnsi="新細明體" w:cs="新細明體"/>
+                <w:b/>
+                <w:bCs/>
+                <w:kern w:val="0"/>
+                <w:szCs w:val="24"/>
+              </w:rPr>
+              <w:t>、腦袋常常轉不過來、想到什麼就講什麼</w:t>
             </w:r>
           </w:p>
         </w:tc>
@@ -534,7 +580,43 @@
                 <w:kern w:val="0"/>
                 <w:szCs w:val="24"/>
               </w:rPr>
-              <w:t>外表像高冷仙女，一開口直接變鄰家台妹；明明是修仙界的靈術師，卻常常搞不懂最基本的事情</w:t>
+              <w:t>外表像高冷仙女，一開口直接變</w:t>
+            </w:r>
+            <w:proofErr w:type="gramStart"/>
+            <w:r>
+              <w:rPr>
+                <w:rFonts w:ascii="新細明體" w:eastAsia="新細明體" w:hAnsi="新細明體" w:cs="新細明體"/>
+                <w:kern w:val="0"/>
+                <w:szCs w:val="24"/>
+              </w:rPr>
+              <w:t>鄰家台妹</w:t>
+            </w:r>
+            <w:proofErr w:type="gramEnd"/>
+            <w:r>
+              <w:rPr>
+                <w:rFonts w:ascii="新細明體" w:eastAsia="新細明體" w:hAnsi="新細明體" w:cs="新細明體"/>
+                <w:kern w:val="0"/>
+                <w:szCs w:val="24"/>
+              </w:rPr>
+              <w:t>；明明是修仙界的</w:t>
+            </w:r>
+            <w:proofErr w:type="gramStart"/>
+            <w:r>
+              <w:rPr>
+                <w:rFonts w:ascii="新細明體" w:eastAsia="新細明體" w:hAnsi="新細明體" w:cs="新細明體"/>
+                <w:kern w:val="0"/>
+                <w:szCs w:val="24"/>
+              </w:rPr>
+              <w:t>靈術師</w:t>
+            </w:r>
+            <w:proofErr w:type="gramEnd"/>
+            <w:r>
+              <w:rPr>
+                <w:rFonts w:ascii="新細明體" w:eastAsia="新細明體" w:hAnsi="新細明體" w:cs="新細明體"/>
+                <w:kern w:val="0"/>
+                <w:szCs w:val="24"/>
+              </w:rPr>
+              <w:t>，卻常常搞不懂最基本的事情</w:t>
             </w:r>
           </w:p>
         </w:tc>
@@ -656,8 +738,36 @@
                 <w:kern w:val="0"/>
                 <w:szCs w:val="24"/>
               </w:rPr>
-              <w:t>月白＋淡青水系仙裙，保留漂亮身材比例，但整體仍然是修仙服</w:t>
-            </w:r>
+              <w:t>月白＋淡青</w:t>
+            </w:r>
+            <w:proofErr w:type="gramStart"/>
+            <w:r>
+              <w:rPr>
+                <w:rFonts w:ascii="新細明體" w:eastAsia="新細明體" w:hAnsi="新細明體" w:cs="新細明體"/>
+                <w:kern w:val="0"/>
+                <w:szCs w:val="24"/>
+              </w:rPr>
+              <w:t>水系仙裙，</w:t>
+            </w:r>
+            <w:proofErr w:type="gramEnd"/>
+            <w:r>
+              <w:rPr>
+                <w:rFonts w:ascii="新細明體" w:eastAsia="新細明體" w:hAnsi="新細明體" w:cs="新細明體"/>
+                <w:kern w:val="0"/>
+                <w:szCs w:val="24"/>
+              </w:rPr>
+              <w:t>保留漂亮身材比例，但整體仍然是</w:t>
+            </w:r>
+            <w:proofErr w:type="gramStart"/>
+            <w:r>
+              <w:rPr>
+                <w:rFonts w:ascii="新細明體" w:eastAsia="新細明體" w:hAnsi="新細明體" w:cs="新細明體"/>
+                <w:kern w:val="0"/>
+                <w:szCs w:val="24"/>
+              </w:rPr>
+              <w:t>修仙服</w:t>
+            </w:r>
+            <w:proofErr w:type="gramEnd"/>
           </w:p>
         </w:tc>
       </w:tr>
@@ -713,7 +823,61 @@
                 <w:kern w:val="0"/>
                 <w:szCs w:val="24"/>
               </w:rPr>
-              <w:t>深棕黑長髮、自然長瀏海、柔順披髮，月白海月髮簪</w:t>
+              <w:t>深棕黑長髮、自然長</w:t>
+            </w:r>
+            <w:proofErr w:type="gramStart"/>
+            <w:r>
+              <w:rPr>
+                <w:rFonts w:ascii="新細明體" w:eastAsia="新細明體" w:hAnsi="新細明體" w:cs="新細明體"/>
+                <w:kern w:val="0"/>
+                <w:szCs w:val="24"/>
+              </w:rPr>
+              <w:t>瀏</w:t>
+            </w:r>
+            <w:proofErr w:type="gramEnd"/>
+            <w:r>
+              <w:rPr>
+                <w:rFonts w:ascii="新細明體" w:eastAsia="新細明體" w:hAnsi="新細明體" w:cs="新細明體"/>
+                <w:kern w:val="0"/>
+                <w:szCs w:val="24"/>
+              </w:rPr>
+              <w:t>海、柔順披</w:t>
+            </w:r>
+            <w:proofErr w:type="gramStart"/>
+            <w:r>
+              <w:rPr>
+                <w:rFonts w:ascii="新細明體" w:eastAsia="新細明體" w:hAnsi="新細明體" w:cs="新細明體"/>
+                <w:kern w:val="0"/>
+                <w:szCs w:val="24"/>
+              </w:rPr>
+              <w:t>髮</w:t>
+            </w:r>
+            <w:proofErr w:type="gramEnd"/>
+            <w:r>
+              <w:rPr>
+                <w:rFonts w:ascii="新細明體" w:eastAsia="新細明體" w:hAnsi="新細明體" w:cs="新細明體"/>
+                <w:kern w:val="0"/>
+                <w:szCs w:val="24"/>
+              </w:rPr>
+              <w:t>，月白海月</w:t>
+            </w:r>
+            <w:proofErr w:type="gramStart"/>
+            <w:r>
+              <w:rPr>
+                <w:rFonts w:ascii="新細明體" w:eastAsia="新細明體" w:hAnsi="新細明體" w:cs="新細明體"/>
+                <w:kern w:val="0"/>
+                <w:szCs w:val="24"/>
+              </w:rPr>
+              <w:t>髮</w:t>
+            </w:r>
+            <w:proofErr w:type="gramEnd"/>
+            <w:r>
+              <w:rPr>
+                <w:rFonts w:ascii="新細明體" w:eastAsia="新細明體" w:hAnsi="新細明體" w:cs="新細明體"/>
+                <w:kern w:val="0"/>
+                <w:szCs w:val="24"/>
+              </w:rPr>
+              <w:t>簪</w:t>
             </w:r>
           </w:p>
         </w:tc>
@@ -770,7 +934,43 @@
                 <w:kern w:val="0"/>
                 <w:szCs w:val="24"/>
               </w:rPr>
-              <w:t>原本想優雅地施展聽潮術，結果突然露出疑惑表情：「蛤？」</w:t>
+              <w:t>原本想優雅地施展</w:t>
+            </w:r>
+            <w:proofErr w:type="gramStart"/>
+            <w:r>
+              <w:rPr>
+                <w:rFonts w:ascii="新細明體" w:eastAsia="新細明體" w:hAnsi="新細明體" w:cs="新細明體"/>
+                <w:kern w:val="0"/>
+                <w:szCs w:val="24"/>
+              </w:rPr>
+              <w:t>聽潮術</w:t>
+            </w:r>
+            <w:proofErr w:type="gramEnd"/>
+            <w:r>
+              <w:rPr>
+                <w:rFonts w:ascii="新細明體" w:eastAsia="新細明體" w:hAnsi="新細明體" w:cs="新細明體"/>
+                <w:kern w:val="0"/>
+                <w:szCs w:val="24"/>
+              </w:rPr>
+              <w:t>，結果突然露出疑惑表情：「</w:t>
+            </w:r>
+            <w:proofErr w:type="gramStart"/>
+            <w:r>
+              <w:rPr>
+                <w:rFonts w:ascii="新細明體" w:eastAsia="新細明體" w:hAnsi="新細明體" w:cs="新細明體"/>
+                <w:kern w:val="0"/>
+                <w:szCs w:val="24"/>
+              </w:rPr>
+              <w:t>蛤</w:t>
+            </w:r>
+            <w:proofErr w:type="gramEnd"/>
+            <w:r>
+              <w:rPr>
+                <w:rFonts w:ascii="新細明體" w:eastAsia="新細明體" w:hAnsi="新細明體" w:cs="新細明體"/>
+                <w:kern w:val="0"/>
+                <w:szCs w:val="24"/>
+              </w:rPr>
+              <w:t>？」</w:t>
             </w:r>
           </w:p>
         </w:tc>
@@ -827,7 +1027,61 @@
                 <w:kern w:val="0"/>
                 <w:szCs w:val="24"/>
               </w:rPr>
-              <w:t>「欸？所以這個海水……是鹹的喔？」</w:t>
+              <w:t>「</w:t>
+            </w:r>
+            <w:proofErr w:type="gramStart"/>
+            <w:r>
+              <w:rPr>
+                <w:rFonts w:ascii="新細明體" w:eastAsia="新細明體" w:hAnsi="新細明體" w:cs="新細明體"/>
+                <w:kern w:val="0"/>
+                <w:szCs w:val="24"/>
+              </w:rPr>
+              <w:t>欸</w:t>
+            </w:r>
+            <w:proofErr w:type="gramEnd"/>
+            <w:r>
+              <w:rPr>
+                <w:rFonts w:ascii="新細明體" w:eastAsia="新細明體" w:hAnsi="新細明體" w:cs="新細明體"/>
+                <w:kern w:val="0"/>
+                <w:szCs w:val="24"/>
+              </w:rPr>
+              <w:t>？所以這個海水…</w:t>
+            </w:r>
+            <w:proofErr w:type="gramStart"/>
+            <w:r>
+              <w:rPr>
+                <w:rFonts w:ascii="新細明體" w:eastAsia="新細明體" w:hAnsi="新細明體" w:cs="新細明體"/>
+                <w:kern w:val="0"/>
+                <w:szCs w:val="24"/>
+              </w:rPr>
+              <w:t>…</w:t>
+            </w:r>
+            <w:proofErr w:type="gramEnd"/>
+            <w:r>
+              <w:rPr>
+                <w:rFonts w:ascii="新細明體" w:eastAsia="新細明體" w:hAnsi="新細明體" w:cs="新細明體"/>
+                <w:kern w:val="0"/>
+                <w:szCs w:val="24"/>
+              </w:rPr>
+              <w:t>是</w:t>
+            </w:r>
+            <w:proofErr w:type="gramStart"/>
+            <w:r>
+              <w:rPr>
+                <w:rFonts w:ascii="新細明體" w:eastAsia="新細明體" w:hAnsi="新細明體" w:cs="新細明體"/>
+                <w:kern w:val="0"/>
+                <w:szCs w:val="24"/>
+              </w:rPr>
+              <w:t>鹹</w:t>
+            </w:r>
+            <w:proofErr w:type="gramEnd"/>
+            <w:r>
+              <w:rPr>
+                <w:rFonts w:ascii="新細明體" w:eastAsia="新細明體" w:hAnsi="新細明體" w:cs="新細明體"/>
+                <w:kern w:val="0"/>
+                <w:szCs w:val="24"/>
+              </w:rPr>
+              <w:t>的喔？」</w:t>
             </w:r>
           </w:p>
         </w:tc>
@@ -884,7 +1138,43 @@
                 <w:kern w:val="0"/>
                 <w:szCs w:val="24"/>
               </w:rPr>
-              <w:t>「你一直看我幹嘛啦……啊不然你是喜歡我喔？」</w:t>
+              <w:t>「你一直看我</w:t>
+            </w:r>
+            <w:proofErr w:type="gramStart"/>
+            <w:r>
+              <w:rPr>
+                <w:rFonts w:ascii="新細明體" w:eastAsia="新細明體" w:hAnsi="新細明體" w:cs="新細明體"/>
+                <w:kern w:val="0"/>
+                <w:szCs w:val="24"/>
+              </w:rPr>
+              <w:t>幹嘛啦</w:t>
+            </w:r>
+            <w:proofErr w:type="gramEnd"/>
+            <w:r>
+              <w:rPr>
+                <w:rFonts w:ascii="新細明體" w:eastAsia="新細明體" w:hAnsi="新細明體" w:cs="新細明體"/>
+                <w:kern w:val="0"/>
+                <w:szCs w:val="24"/>
+              </w:rPr>
+              <w:t>…</w:t>
+            </w:r>
+            <w:proofErr w:type="gramStart"/>
+            <w:r>
+              <w:rPr>
+                <w:rFonts w:ascii="新細明體" w:eastAsia="新細明體" w:hAnsi="新細明體" w:cs="新細明體"/>
+                <w:kern w:val="0"/>
+                <w:szCs w:val="24"/>
+              </w:rPr>
+              <w:t>…</w:t>
+            </w:r>
+            <w:proofErr w:type="gramEnd"/>
+            <w:r>
+              <w:rPr>
+                <w:rFonts w:ascii="新細明體" w:eastAsia="新細明體" w:hAnsi="新細明體" w:cs="新細明體"/>
+                <w:kern w:val="0"/>
+                <w:szCs w:val="24"/>
+              </w:rPr>
+              <w:t>啊不然你是喜歡我喔？」</w:t>
             </w:r>
           </w:p>
         </w:tc>
@@ -934,7 +1224,51 @@
           <w:kern w:val="0"/>
           <w:szCs w:val="24"/>
         </w:rPr>
-        <w:t>「九分仙女，一分台妹，但那一分會毀掉全部仙氣。」</w:t>
+        <w:t>「九分仙女，</w:t>
+      </w:r>
+      <w:proofErr w:type="gramStart"/>
+      <w:r>
+        <w:rPr>
+          <w:rFonts w:ascii="新細明體" w:eastAsia="新細明體" w:hAnsi="新細明體" w:cs="新細明體"/>
+          <w:b/>
+          <w:bCs/>
+          <w:kern w:val="0"/>
+          <w:szCs w:val="24"/>
+        </w:rPr>
+        <w:t>一分台妹</w:t>
+      </w:r>
+      <w:proofErr w:type="gramEnd"/>
+      <w:r>
+        <w:rPr>
+          <w:rFonts w:ascii="新細明體" w:eastAsia="新細明體" w:hAnsi="新細明體" w:cs="新細明體"/>
+          <w:b/>
+          <w:bCs/>
+          <w:kern w:val="0"/>
+          <w:szCs w:val="24"/>
+        </w:rPr>
+        <w:t>，但那一分會毀掉</w:t>
+      </w:r>
+      <w:proofErr w:type="gramStart"/>
+      <w:r>
+        <w:rPr>
+          <w:rFonts w:ascii="新細明體" w:eastAsia="新細明體" w:hAnsi="新細明體" w:cs="新細明體"/>
+          <w:b/>
+          <w:bCs/>
+          <w:kern w:val="0"/>
+          <w:szCs w:val="24"/>
+        </w:rPr>
+        <w:t>全部仙氣</w:t>
+      </w:r>
+      <w:proofErr w:type="gramEnd"/>
+      <w:r>
+        <w:rPr>
+          <w:rFonts w:ascii="新細明體" w:eastAsia="新細明體" w:hAnsi="新細明體" w:cs="新細明體"/>
+          <w:b/>
+          <w:bCs/>
+          <w:kern w:val="0"/>
+          <w:szCs w:val="24"/>
+        </w:rPr>
+        <w:t>。」</w:t>
       </w:r>
     </w:p>
     <w:p>
@@ -972,7 +1306,25 @@
           <w:kern w:val="0"/>
           <w:szCs w:val="24"/>
         </w:rPr>
-        <w:t>她站在月光下，白衣飄飄、仙氣十足。</w:t>
+        <w:t>她站在月光下，白衣飄飄、</w:t>
+      </w:r>
+      <w:proofErr w:type="gramStart"/>
+      <w:r>
+        <w:rPr>
+          <w:rFonts w:ascii="新細明體" w:eastAsia="新細明體" w:hAnsi="新細明體" w:cs="新細明體"/>
+          <w:kern w:val="0"/>
+          <w:szCs w:val="24"/>
+        </w:rPr>
+        <w:t>仙氣十足</w:t>
+      </w:r>
+      <w:proofErr w:type="gramEnd"/>
+      <w:r>
+        <w:rPr>
+          <w:rFonts w:ascii="新細明體" w:eastAsia="新細明體" w:hAnsi="新細明體" w:cs="新細明體"/>
+          <w:kern w:val="0"/>
+          <w:szCs w:val="24"/>
+        </w:rPr>
+        <w:t>。</w:t>
       </w:r>
     </w:p>
     <w:p>
@@ -991,7 +1343,43 @@
           <w:kern w:val="0"/>
           <w:szCs w:val="24"/>
         </w:rPr>
-        <w:t>主角：「姑娘可是聽潮宮的月汐使？」</w:t>
+        <w:t>主角：「姑娘可是</w:t>
+      </w:r>
+      <w:proofErr w:type="gramStart"/>
+      <w:r>
+        <w:rPr>
+          <w:rFonts w:ascii="新細明體" w:eastAsia="新細明體" w:hAnsi="新細明體" w:cs="新細明體"/>
+          <w:kern w:val="0"/>
+          <w:szCs w:val="24"/>
+        </w:rPr>
+        <w:t>聽潮宮的</w:t>
+      </w:r>
+      <w:proofErr w:type="gramEnd"/>
+      <w:r>
+        <w:rPr>
+          <w:rFonts w:ascii="新細明體" w:eastAsia="新細明體" w:hAnsi="新細明體" w:cs="新細明體"/>
+          <w:kern w:val="0"/>
+          <w:szCs w:val="24"/>
+        </w:rPr>
+        <w:t>月</w:t>
+      </w:r>
+      <w:proofErr w:type="gramStart"/>
+      <w:r>
+        <w:rPr>
+          <w:rFonts w:ascii="新細明體" w:eastAsia="新細明體" w:hAnsi="新細明體" w:cs="新細明體"/>
+          <w:kern w:val="0"/>
+          <w:szCs w:val="24"/>
+        </w:rPr>
+        <w:t>汐</w:t>
+      </w:r>
+      <w:proofErr w:type="gramEnd"/>
+      <w:r>
+        <w:rPr>
+          <w:rFonts w:ascii="新細明體" w:eastAsia="新細明體" w:hAnsi="新細明體" w:cs="新細明體"/>
+          <w:kern w:val="0"/>
+          <w:szCs w:val="24"/>
+        </w:rPr>
+        <w:t>使？」</w:t>
       </w:r>
     </w:p>
     <w:p>
@@ -1108,7 +1496,51 @@
           <w:kern w:val="0"/>
           <w:szCs w:val="24"/>
         </w:rPr>
-        <w:t>「……會肚子餓吧？」</w:t>
+        <w:t>「…</w:t>
+      </w:r>
+      <w:proofErr w:type="gramStart"/>
+      <w:r>
+        <w:rPr>
+          <w:rFonts w:ascii="新細明體" w:eastAsia="新細明體" w:hAnsi="新細明體" w:cs="新細明體"/>
+          <w:b/>
+          <w:bCs/>
+          <w:kern w:val="0"/>
+          <w:szCs w:val="24"/>
+        </w:rPr>
+        <w:t>…</w:t>
+      </w:r>
+      <w:proofErr w:type="gramEnd"/>
+      <w:r>
+        <w:rPr>
+          <w:rFonts w:ascii="新細明體" w:eastAsia="新細明體" w:hAnsi="新細明體" w:cs="新細明體"/>
+          <w:b/>
+          <w:bCs/>
+          <w:kern w:val="0"/>
+          <w:szCs w:val="24"/>
+        </w:rPr>
+        <w:t>會</w:t>
+      </w:r>
+      <w:proofErr w:type="gramStart"/>
+      <w:r>
+        <w:rPr>
+          <w:rFonts w:ascii="新細明體" w:eastAsia="新細明體" w:hAnsi="新細明體" w:cs="新細明體"/>
+          <w:b/>
+          <w:bCs/>
+          <w:kern w:val="0"/>
+          <w:szCs w:val="24"/>
+        </w:rPr>
+        <w:t>肚子餓吧</w:t>
+      </w:r>
+      <w:proofErr w:type="gramEnd"/>
+      <w:r>
+        <w:rPr>
+          <w:rFonts w:ascii="新細明體" w:eastAsia="新細明體" w:hAnsi="新細明體" w:cs="新細明體"/>
+          <w:b/>
+          <w:bCs/>
+          <w:kern w:val="0"/>
+          <w:szCs w:val="24"/>
+        </w:rPr>
+        <w:t>？」</w:t>
       </w:r>
     </w:p>
     <w:p>
@@ -1146,10 +1578,57 @@
           <w:kern w:val="0"/>
           <w:szCs w:val="24"/>
         </w:rPr>
-        <w:t>這樣她跟前面那些真正的冷豔、知性、魅惑型角色就會有非常明顯的區隔。</w:t>
+        <w:t>這樣她跟前面那些真正的冷豔、知性、</w:t>
+      </w:r>
+      <w:proofErr w:type="gramStart"/>
+      <w:r>
+        <w:rPr>
+          <w:rFonts w:ascii="新細明體" w:eastAsia="新細明體" w:hAnsi="新細明體" w:cs="新細明體"/>
+          <w:kern w:val="0"/>
+          <w:szCs w:val="24"/>
+        </w:rPr>
+        <w:t>魅惑型</w:t>
+      </w:r>
+      <w:proofErr w:type="gramEnd"/>
+      <w:r>
+        <w:rPr>
+          <w:rFonts w:ascii="新細明體" w:eastAsia="新細明體" w:hAnsi="新細明體" w:cs="新細明體"/>
+          <w:kern w:val="0"/>
+          <w:szCs w:val="24"/>
+        </w:rPr>
+        <w:t>角色就會有非常明顯的區隔。</w:t>
       </w:r>
     </w:p>
-    <w:p/>
+    <w:p>
+      <w:pPr>
+        <w:rPr>
+          <w:rFonts w:hint="eastAsia"/>
+        </w:rPr>
+      </w:pPr>
+      <w:r>
+        <w:br/>
+      </w:r>
+      <w:r>
+        <w:br/>
+      </w:r>
+      <w:r>
+        <w:br/>
+      </w:r>
+      <w:r>
+        <w:t>哈</w:t>
+      </w:r>
+      <w:proofErr w:type="gramStart"/>
+      <w:r>
+        <w:t>囉</w:t>
+      </w:r>
+      <w:proofErr w:type="gramEnd"/>
+      <w:r>
+        <w:t>？我是衝浪啦！你以為我溺水喔？既然你都抱我上來了，那就順便抱我回家吧，我請你吃海鮮</w:t>
+      </w:r>
+      <w:r>
+        <w:t>!</w:t>
+      </w:r>
+    </w:p>
     <w:sectPr>
       <w:pgSz w:w="11906" w:h="16838"/>
       <w:pgMar w:top="1440" w:right="1800" w:bottom="1440" w:left="1800" w:header="851" w:footer="992" w:gutter="0"/>
@@ -1158,6 +1637,44 @@
     </w:sectPr>
   </w:body>
 </w:document>
+</file>
+
+<file path=word/endnotes.xml><?xml version="1.0" encoding="utf-8"?>
+<w:endnotes xmlns:wpc="http://schemas.microsoft.com/office/word/2010/wordprocessingCanvas" xmlns:cx="http://schemas.microsoft.com/office/drawing/2014/chartex" xmlns:cx1="http://schemas.microsoft.com/office/drawing/2015/9/8/chartex" xmlns:cx2="http://schemas.microsoft.com/office/drawing/2015/10/21/chartex" xmlns:cx3="http://schemas.microsoft.com/office/drawing/2016/5/9/chartex" xmlns:cx4="http://schemas.microsoft.com/office/drawing/2016/5/10/chartex" xmlns:cx5="http://schemas.microsoft.com/office/drawing/2016/5/11/chartex" xmlns:cx6="http://schemas.microsoft.com/office/drawing/2016/5/12/chartex" xmlns:cx7="http://schemas.microsoft.com/office/drawing/2016/5/13/chartex" xmlns:cx8="http://schemas.microsoft.com/office/drawing/2016/5/14/chartex" xmlns:mc="http://schemas.openxmlformats.org/markup-compatibility/2006" xmlns:aink="http://schemas.microsoft.com/office/drawing/2016/ink" xmlns:am3d="http://schemas.microsoft.com/office/drawing/2017/model3d" xmlns:o="urn:schemas-microsoft-com:office:office" xmlns:oel="http://schemas.microsoft.com/office/2019/extlst" xmlns:r="http://schemas.openxmlformats.org/officeDocument/2006/relationships" xmlns:m="http://schemas.openxmlformats.org/officeDocument/2006/math" xmlns:v="urn:schemas-microsoft-com:vml" xmlns:wp14="http://schemas.microsoft.com/office/word/2010/wordprocessingDrawing" xmlns:wp="http://schemas.openxmlformats.org/drawingml/2006/wordprocessingDrawing" xmlns:w10="urn:schemas-microsoft-com:office:word" xmlns:w="http://schemas.openxmlformats.org/wordprocessingml/2006/main" xmlns:w14="http://schemas.microsoft.com/office/word/2010/wordml" xmlns:w15="http://schemas.microsoft.com/office/word/2012/wordml" xmlns:w16cex="http://schemas.microsoft.com/office/word/2018/wordml/cex" xmlns:w16cid="http://schemas.microsoft.com/office/word/2016/wordml/cid" xmlns:w16="http://schemas.microsoft.com/office/word/2018/wordml" xmlns:w16sdtdh="http://schemas.microsoft.com/office/word/2020/wordml/sdtdatahash" xmlns:w16se="http://schemas.microsoft.com/office/word/2015/wordml/symex" xmlns:wpg="http://schemas.microsoft.com/office/word/2010/wordprocessingGroup" xmlns:wpi="http://schemas.microsoft.com/office/word/2010/wordprocessingInk" xmlns:wne="http://schemas.microsoft.com/office/word/2006/wordml" xmlns:wps="http://schemas.microsoft.com/office/word/2010/wordprocessingShape" mc:Ignorable="w14 w15 w16se w16cid w16 w16cex w16sdtdh wp14">
+  <w:endnote w:type="separator" w:id="-1">
+    <w:p>
+      <w:r>
+        <w:separator/>
+      </w:r>
+    </w:p>
+  </w:endnote>
+  <w:endnote w:type="continuationSeparator" w:id="0">
+    <w:p>
+      <w:r>
+        <w:continuationSeparator/>
+      </w:r>
+    </w:p>
+  </w:endnote>
+</w:endnotes>
+</file>
+
+<file path=word/footnotes.xml><?xml version="1.0" encoding="utf-8"?>
+<w:footnotes xmlns:wpc="http://schemas.microsoft.com/office/word/2010/wordprocessingCanvas" xmlns:cx="http://schemas.microsoft.com/office/drawing/2014/chartex" xmlns:cx1="http://schemas.microsoft.com/office/drawing/2015/9/8/chartex" xmlns:cx2="http://schemas.microsoft.com/office/drawing/2015/10/21/chartex" xmlns:cx3="http://schemas.microsoft.com/office/drawing/2016/5/9/chartex" xmlns:cx4="http://schemas.microsoft.com/office/drawing/2016/5/10/chartex" xmlns:cx5="http://schemas.microsoft.com/office/drawing/2016/5/11/chartex" xmlns:cx6="http://schemas.microsoft.com/office/drawing/2016/5/12/chartex" xmlns:cx7="http://schemas.microsoft.com/office/drawing/2016/5/13/chartex" xmlns:cx8="http://schemas.microsoft.com/office/drawing/2016/5/14/chartex" xmlns:mc="http://schemas.openxmlformats.org/markup-compatibility/2006" xmlns:aink="http://schemas.microsoft.com/office/drawing/2016/ink" xmlns:am3d="http://schemas.microsoft.com/office/drawing/2017/model3d" xmlns:o="urn:schemas-microsoft-com:office:office" xmlns:oel="http://schemas.microsoft.com/office/2019/extlst" xmlns:r="http://schemas.openxmlformats.org/officeDocument/2006/relationships" xmlns:m="http://schemas.openxmlformats.org/officeDocument/2006/math" xmlns:v="urn:schemas-microsoft-com:vml" xmlns:wp14="http://schemas.microsoft.com/office/word/2010/wordprocessingDrawing" xmlns:wp="http://schemas.openxmlformats.org/drawingml/2006/wordprocessingDrawing" xmlns:w10="urn:schemas-microsoft-com:office:word" xmlns:w="http://schemas.openxmlformats.org/wordprocessingml/2006/main" xmlns:w14="http://schemas.microsoft.com/office/word/2010/wordml" xmlns:w15="http://schemas.microsoft.com/office/word/2012/wordml" xmlns:w16cex="http://schemas.microsoft.com/office/word/2018/wordml/cex" xmlns:w16cid="http://schemas.microsoft.com/office/word/2016/wordml/cid" xmlns:w16="http://schemas.microsoft.com/office/word/2018/wordml" xmlns:w16sdtdh="http://schemas.microsoft.com/office/word/2020/wordml/sdtdatahash" xmlns:w16se="http://schemas.microsoft.com/office/word/2015/wordml/symex" xmlns:wpg="http://schemas.microsoft.com/office/word/2010/wordprocessingGroup" xmlns:wpi="http://schemas.microsoft.com/office/word/2010/wordprocessingInk" xmlns:wne="http://schemas.microsoft.com/office/word/2006/wordml" xmlns:wps="http://schemas.microsoft.com/office/word/2010/wordprocessingShape" mc:Ignorable="w14 w15 w16se w16cid w16 w16cex w16sdtdh wp14">
+  <w:footnote w:type="separator" w:id="-1">
+    <w:p>
+      <w:r>
+        <w:separator/>
+      </w:r>
+    </w:p>
+  </w:footnote>
+  <w:footnote w:type="continuationSeparator" w:id="0">
+    <w:p>
+      <w:r>
+        <w:continuationSeparator/>
+      </w:r>
+    </w:p>
+  </w:footnote>
+</w:footnotes>
 </file>
 
 <file path=word/styles.xml><?xml version="1.0" encoding="utf-8"?>
@@ -1650,6 +2167,66 @@
       <w:bCs/>
     </w:rPr>
   </w:style>
+  <w:style w:type="paragraph" w:styleId="a4">
+    <w:name w:val="header"/>
+    <w:basedOn w:val="a"/>
+    <w:link w:val="a5"/>
+    <w:uiPriority w:val="99"/>
+    <w:unhideWhenUsed/>
+    <w:rsid w:val="00A237BB"/>
+    <w:pPr>
+      <w:tabs>
+        <w:tab w:val="center" w:pos="4153"/>
+        <w:tab w:val="right" w:pos="8306"/>
+      </w:tabs>
+      <w:snapToGrid w:val="0"/>
+    </w:pPr>
+    <w:rPr>
+      <w:sz w:val="20"/>
+      <w:szCs w:val="20"/>
+    </w:rPr>
+  </w:style>
+  <w:style w:type="character" w:customStyle="1" w:styleId="a5">
+    <w:name w:val="頁首 字元"/>
+    <w:basedOn w:val="a0"/>
+    <w:link w:val="a4"/>
+    <w:uiPriority w:val="99"/>
+    <w:rsid w:val="00A237BB"/>
+    <w:rPr>
+      <w:sz w:val="20"/>
+      <w:szCs w:val="20"/>
+    </w:rPr>
+  </w:style>
+  <w:style w:type="paragraph" w:styleId="a6">
+    <w:name w:val="footer"/>
+    <w:basedOn w:val="a"/>
+    <w:link w:val="a7"/>
+    <w:uiPriority w:val="99"/>
+    <w:unhideWhenUsed/>
+    <w:rsid w:val="00A237BB"/>
+    <w:pPr>
+      <w:tabs>
+        <w:tab w:val="center" w:pos="4153"/>
+        <w:tab w:val="right" w:pos="8306"/>
+      </w:tabs>
+      <w:snapToGrid w:val="0"/>
+    </w:pPr>
+    <w:rPr>
+      <w:sz w:val="20"/>
+      <w:szCs w:val="20"/>
+    </w:rPr>
+  </w:style>
+  <w:style w:type="character" w:customStyle="1" w:styleId="a7">
+    <w:name w:val="頁尾 字元"/>
+    <w:basedOn w:val="a0"/>
+    <w:link w:val="a6"/>
+    <w:uiPriority w:val="99"/>
+    <w:rsid w:val="00A237BB"/>
+    <w:rPr>
+      <w:sz w:val="20"/>
+      <w:szCs w:val="20"/>
+    </w:rPr>
+  </w:style>
 </w:styles>
 </file>
 
